--- a/WEEK8cs.docx
+++ b/WEEK8cs.docx
@@ -24,52 +24,109 @@
       </w:r>
     </w:p>
     <w:p>
+      <w:pPr>
+        <w:rPr>
+          <w:rFonts w:ascii="Times New Roman" w:hAnsi="Times New Roman" w:cs="Times New Roman"/>
+        </w:rPr>
+      </w:pPr>
       <w:r>
+        <w:rPr>
+          <w:rFonts w:ascii="Times New Roman" w:hAnsi="Times New Roman" w:cs="Times New Roman"/>
+        </w:rPr>
         <w:t xml:space="preserve">Partner’s Name: </w:t>
       </w:r>
       <w:r>
-        <w:t xml:space="preserve">Sadeem Asim </w:t>
+        <w:rPr>
+          <w:rFonts w:ascii="Times New Roman" w:hAnsi="Times New Roman" w:cs="Times New Roman"/>
+        </w:rPr>
+        <w:t>Mohammed Sadeem Nazaal.</w:t>
       </w:r>
     </w:p>
     <w:p>
+      <w:pPr>
+        <w:rPr>
+          <w:rFonts w:ascii="Times New Roman" w:hAnsi="Times New Roman" w:cs="Times New Roman"/>
+        </w:rPr>
+      </w:pPr>
       <w:r>
+        <w:rPr>
+          <w:rFonts w:ascii="Times New Roman" w:hAnsi="Times New Roman" w:cs="Times New Roman"/>
+        </w:rPr>
         <w:t xml:space="preserve">Values: </w:t>
       </w:r>
     </w:p>
     <w:p>
+      <w:pPr>
+        <w:rPr>
+          <w:rFonts w:ascii="Times New Roman" w:hAnsi="Times New Roman" w:cs="Times New Roman"/>
+        </w:rPr>
+      </w:pPr>
       <w:r>
-        <w:t xml:space="preserve">p – </w:t>
-      </w:r>
-      <w:r>
-        <w:t>11</w:t>
+        <w:rPr>
+          <w:rFonts w:ascii="Times New Roman" w:hAnsi="Times New Roman" w:cs="Times New Roman"/>
+        </w:rPr>
+        <w:t>p – 11</w:t>
       </w:r>
     </w:p>
     <w:p>
+      <w:pPr>
+        <w:rPr>
+          <w:rFonts w:ascii="Times New Roman" w:hAnsi="Times New Roman" w:cs="Times New Roman"/>
+        </w:rPr>
+      </w:pPr>
       <w:r>
-        <w:t xml:space="preserve">q – </w:t>
-      </w:r>
-      <w:r>
-        <w:t>17</w:t>
+        <w:rPr>
+          <w:rFonts w:ascii="Times New Roman" w:hAnsi="Times New Roman" w:cs="Times New Roman"/>
+        </w:rPr>
+        <w:t>q – 17</w:t>
       </w:r>
     </w:p>
     <w:p>
+      <w:pPr>
+        <w:rPr>
+          <w:rFonts w:ascii="Times New Roman" w:hAnsi="Times New Roman" w:cs="Times New Roman"/>
+        </w:rPr>
+      </w:pPr>
       <w:r>
-        <w:t xml:space="preserve">s – </w:t>
-      </w:r>
-      <w:r>
-        <w:t>28</w:t>
+        <w:rPr>
+          <w:rFonts w:ascii="Times New Roman" w:hAnsi="Times New Roman" w:cs="Times New Roman"/>
+        </w:rPr>
+        <w:t>s – 28</w:t>
       </w:r>
     </w:p>
     <w:p>
+      <w:pPr>
+        <w:rPr>
+          <w:rFonts w:ascii="Times New Roman" w:hAnsi="Times New Roman" w:cs="Times New Roman"/>
+        </w:rPr>
+      </w:pPr>
       <w:r>
+        <w:rPr>
+          <w:rFonts w:ascii="Times New Roman" w:hAnsi="Times New Roman" w:cs="Times New Roman"/>
+        </w:rPr>
         <w:t>Name: NANDA KUMAR KATRALA (2454981)</w:t>
+      </w:r>
+      <w:r>
+        <w:rPr>
+          <w:rFonts w:ascii="Times New Roman" w:hAnsi="Times New Roman" w:cs="Times New Roman"/>
+        </w:rPr>
+        <w:t>.</w:t>
       </w:r>
     </w:p>
     <w:p>
+      <w:pPr>
+        <w:rPr>
+          <w:rFonts w:ascii="Times New Roman" w:hAnsi="Times New Roman" w:cs="Times New Roman"/>
+        </w:rPr>
+      </w:pPr>
       <w:r>
+        <w:rPr>
+          <w:rFonts w:ascii="Times New Roman" w:hAnsi="Times New Roman" w:cs="Times New Roman"/>
+        </w:rPr>
         <w:t>My private key – (23, 187)</w:t>
       </w:r>
     </w:p>
+    <w:p/>
     <w:sectPr>
       <w:pgSz w:w="11906" w:h="16838"/>
       <w:pgMar w:top="1440" w:right="1440" w:bottom="1440" w:left="1440" w:header="708" w:footer="708" w:gutter="0"/>
